--- a/documento/ProcesoCreacionRepo.docx
+++ b/documento/ProcesoCreacionRepo.docx
@@ -4,6 +4,9 @@
   <w:body>
     <w:p>
       <w:r>
+        <w:rPr>
+          <w:noProof/>
+        </w:rPr>
         <w:drawing>
           <wp:inline distT="0" distB="0" distL="0" distR="0" wp14:anchorId="073772F6" wp14:editId="2908FD1F">
             <wp:extent cx="5400040" cy="3373755"/>
@@ -17,46 +20,6 @@
                 <pic:pic xmlns:pic="http://schemas.openxmlformats.org/drawingml/2006/picture">
                   <pic:nvPicPr>
                     <pic:cNvPr id="1898351597" name=""/>
-                    <pic:cNvPicPr/>
-                  </pic:nvPicPr>
-                  <pic:blipFill>
-                    <a:blip r:embed="rId4"/>
-                    <a:stretch>
-                      <a:fillRect/>
-                    </a:stretch>
-                  </pic:blipFill>
-                  <pic:spPr>
-                    <a:xfrm>
-                      <a:off x="0" y="0"/>
-                      <a:ext cx="5400040" cy="3373755"/>
-                    </a:xfrm>
-                    <a:prstGeom prst="rect">
-                      <a:avLst/>
-                    </a:prstGeom>
-                  </pic:spPr>
-                </pic:pic>
-              </a:graphicData>
-            </a:graphic>
-          </wp:inline>
-        </w:drawing>
-      </w:r>
-    </w:p>
-    <w:p>
-      <w:r>
-        <w:lastRenderedPageBreak/>
-        <w:drawing>
-          <wp:inline distT="0" distB="0" distL="0" distR="0" wp14:anchorId="4CBA88E6" wp14:editId="7211BBD1">
-            <wp:extent cx="5400040" cy="3373755"/>
-            <wp:effectExtent l="0" t="0" r="0" b="0"/>
-            <wp:docPr id="848796452" name="Imagen 1"/>
-            <wp:cNvGraphicFramePr>
-              <a:graphicFrameLocks xmlns:a="http://schemas.openxmlformats.org/drawingml/2006/main" noChangeAspect="1"/>
-            </wp:cNvGraphicFramePr>
-            <a:graphic xmlns:a="http://schemas.openxmlformats.org/drawingml/2006/main">
-              <a:graphicData uri="http://schemas.openxmlformats.org/drawingml/2006/picture">
-                <pic:pic xmlns:pic="http://schemas.openxmlformats.org/drawingml/2006/picture">
-                  <pic:nvPicPr>
-                    <pic:cNvPr id="848796452" name=""/>
                     <pic:cNvPicPr/>
                   </pic:nvPicPr>
                   <pic:blipFill>
@@ -80,12 +43,18 @@
           </wp:inline>
         </w:drawing>
       </w:r>
+    </w:p>
+    <w:p>
       <w:r>
+        <w:rPr>
+          <w:noProof/>
+        </w:rPr>
+        <w:lastRenderedPageBreak/>
         <w:drawing>
-          <wp:inline distT="0" distB="0" distL="0" distR="0" wp14:anchorId="49EF1C0D" wp14:editId="027DB7CB">
+          <wp:inline distT="0" distB="0" distL="0" distR="0" wp14:anchorId="4CBA88E6" wp14:editId="7211BBD1">
             <wp:extent cx="5400040" cy="3373755"/>
             <wp:effectExtent l="0" t="0" r="0" b="0"/>
-            <wp:docPr id="1762671059" name="Imagen 1"/>
+            <wp:docPr id="848796452" name="Imagen 1"/>
             <wp:cNvGraphicFramePr>
               <a:graphicFrameLocks xmlns:a="http://schemas.openxmlformats.org/drawingml/2006/main" noChangeAspect="1"/>
             </wp:cNvGraphicFramePr>
@@ -93,7 +62,7 @@
               <a:graphicData uri="http://schemas.openxmlformats.org/drawingml/2006/picture">
                 <pic:pic xmlns:pic="http://schemas.openxmlformats.org/drawingml/2006/picture">
                   <pic:nvPicPr>
-                    <pic:cNvPr id="1762671059" name=""/>
+                    <pic:cNvPr id="848796452" name=""/>
                     <pic:cNvPicPr/>
                   </pic:nvPicPr>
                   <pic:blipFill>
@@ -117,6 +86,169 @@
           </wp:inline>
         </w:drawing>
       </w:r>
+      <w:r>
+        <w:rPr>
+          <w:noProof/>
+        </w:rPr>
+        <w:drawing>
+          <wp:inline distT="0" distB="0" distL="0" distR="0" wp14:anchorId="49EF1C0D" wp14:editId="027DB7CB">
+            <wp:extent cx="5400040" cy="3373755"/>
+            <wp:effectExtent l="0" t="0" r="0" b="0"/>
+            <wp:docPr id="1762671059" name="Imagen 1"/>
+            <wp:cNvGraphicFramePr>
+              <a:graphicFrameLocks xmlns:a="http://schemas.openxmlformats.org/drawingml/2006/main" noChangeAspect="1"/>
+            </wp:cNvGraphicFramePr>
+            <a:graphic xmlns:a="http://schemas.openxmlformats.org/drawingml/2006/main">
+              <a:graphicData uri="http://schemas.openxmlformats.org/drawingml/2006/picture">
+                <pic:pic xmlns:pic="http://schemas.openxmlformats.org/drawingml/2006/picture">
+                  <pic:nvPicPr>
+                    <pic:cNvPr id="1762671059" name=""/>
+                    <pic:cNvPicPr/>
+                  </pic:nvPicPr>
+                  <pic:blipFill>
+                    <a:blip r:embed="rId7"/>
+                    <a:stretch>
+                      <a:fillRect/>
+                    </a:stretch>
+                  </pic:blipFill>
+                  <pic:spPr>
+                    <a:xfrm>
+                      <a:off x="0" y="0"/>
+                      <a:ext cx="5400040" cy="3373755"/>
+                    </a:xfrm>
+                    <a:prstGeom prst="rect">
+                      <a:avLst/>
+                    </a:prstGeom>
+                  </pic:spPr>
+                </pic:pic>
+              </a:graphicData>
+            </a:graphic>
+          </wp:inline>
+        </w:drawing>
+      </w:r>
+    </w:p>
+    <w:p/>
+    <w:p/>
+    <w:p/>
+    <w:p/>
+    <w:p/>
+    <w:p/>
+    <w:p/>
+    <w:p>
+      <w:r>
+        <w:t>COMMITS</w:t>
+      </w:r>
+    </w:p>
+    <w:p>
+      <w:pPr>
+        <w:pStyle w:val="Prrafodelista"/>
+        <w:numPr>
+          <w:ilvl w:val="0"/>
+          <w:numId w:val="1"/>
+        </w:numPr>
+      </w:pPr>
+      <w:r>
+        <w:t>INITIAL COMMIT GENERADO AL CREAR EL REPO</w:t>
+      </w:r>
+    </w:p>
+    <w:p>
+      <w:pPr>
+        <w:pStyle w:val="Prrafodelista"/>
+        <w:numPr>
+          <w:ilvl w:val="0"/>
+          <w:numId w:val="1"/>
+        </w:numPr>
+      </w:pPr>
+      <w:r>
+        <w:t>COMMIT AL AÑADIR IMÁGENES DE LAS CAPTURAS DE CREACION DEL REPO</w:t>
+      </w:r>
+    </w:p>
+    <w:p>
+      <w:pPr>
+        <w:pStyle w:val="Prrafodelista"/>
+        <w:numPr>
+          <w:ilvl w:val="0"/>
+          <w:numId w:val="1"/>
+        </w:numPr>
+      </w:pPr>
+      <w:r>
+        <w:t>MODIFICACION DEL README</w:t>
+      </w:r>
+    </w:p>
+    <w:p>
+      <w:pPr>
+        <w:pStyle w:val="Prrafodelista"/>
+        <w:numPr>
+          <w:ilvl w:val="0"/>
+          <w:numId w:val="1"/>
+        </w:numPr>
+      </w:pPr>
+      <w:r>
+        <w:t>IMÁGENES AÑADIDAS AL REPO</w:t>
+      </w:r>
+    </w:p>
+    <w:p>
+      <w:pPr>
+        <w:pStyle w:val="Prrafodelista"/>
+        <w:numPr>
+          <w:ilvl w:val="0"/>
+          <w:numId w:val="1"/>
+        </w:numPr>
+      </w:pPr>
+      <w:r>
+        <w:t>ACTUALIZACION DEL README</w:t>
+      </w:r>
+    </w:p>
+    <w:p>
+      <w:pPr>
+        <w:pStyle w:val="Prrafodelista"/>
+        <w:numPr>
+          <w:ilvl w:val="0"/>
+          <w:numId w:val="1"/>
+        </w:numPr>
+      </w:pPr>
+      <w:r>
+        <w:t>SUBIDA DEL DOCX</w:t>
+      </w:r>
+    </w:p>
+    <w:p>
+      <w:r>
+        <w:drawing>
+          <wp:inline distT="0" distB="0" distL="0" distR="0" wp14:anchorId="77A15A0A" wp14:editId="4C1EAEF7">
+            <wp:extent cx="5400040" cy="3233420"/>
+            <wp:effectExtent l="0" t="0" r="0" b="5080"/>
+            <wp:docPr id="289800184" name="Imagen 1"/>
+            <wp:cNvGraphicFramePr>
+              <a:graphicFrameLocks xmlns:a="http://schemas.openxmlformats.org/drawingml/2006/main" noChangeAspect="1"/>
+            </wp:cNvGraphicFramePr>
+            <a:graphic xmlns:a="http://schemas.openxmlformats.org/drawingml/2006/main">
+              <a:graphicData uri="http://schemas.openxmlformats.org/drawingml/2006/picture">
+                <pic:pic xmlns:pic="http://schemas.openxmlformats.org/drawingml/2006/picture">
+                  <pic:nvPicPr>
+                    <pic:cNvPr id="289800184" name=""/>
+                    <pic:cNvPicPr/>
+                  </pic:nvPicPr>
+                  <pic:blipFill>
+                    <a:blip r:embed="rId8"/>
+                    <a:stretch>
+                      <a:fillRect/>
+                    </a:stretch>
+                  </pic:blipFill>
+                  <pic:spPr>
+                    <a:xfrm>
+                      <a:off x="0" y="0"/>
+                      <a:ext cx="5400040" cy="3233420"/>
+                    </a:xfrm>
+                    <a:prstGeom prst="rect">
+                      <a:avLst/>
+                    </a:prstGeom>
+                  </pic:spPr>
+                </pic:pic>
+              </a:graphicData>
+            </a:graphic>
+          </wp:inline>
+        </w:drawing>
+      </w:r>
     </w:p>
     <w:sectPr>
       <w:pgSz w:w="11906" w:h="16838"/>
@@ -126,6 +258,103 @@
     </w:sectPr>
   </w:body>
 </w:document>
+</file>
+
+<file path=word/numbering.xml><?xml version="1.0" encoding="utf-8"?>
+<w:numbering xmlns:wpc="http://schemas.microsoft.com/office/word/2010/wordprocessingCanvas" xmlns:cx="http://schemas.microsoft.com/office/drawing/2014/chartex" xmlns:cx1="http://schemas.microsoft.com/office/drawing/2015/9/8/chartex" xmlns:cx2="http://schemas.microsoft.com/office/drawing/2015/10/21/chartex" xmlns:cx3="http://schemas.microsoft.com/office/drawing/2016/5/9/chartex" xmlns:cx4="http://schemas.microsoft.com/office/drawing/2016/5/10/chartex" xmlns:cx5="http://schemas.microsoft.com/office/drawing/2016/5/11/chartex" xmlns:cx6="http://schemas.microsoft.com/office/drawing/2016/5/12/chartex" xmlns:cx7="http://schemas.microsoft.com/office/drawing/2016/5/13/chartex" xmlns:cx8="http://schemas.microsoft.com/office/drawing/2016/5/14/chartex" xmlns:mc="http://schemas.openxmlformats.org/markup-compatibility/2006" xmlns:aink="http://schemas.microsoft.com/office/drawing/2016/ink" xmlns:am3d="http://schemas.microsoft.com/office/drawing/2017/model3d" xmlns:o="urn:schemas-microsoft-com:office:office" xmlns:oel="http://schemas.microsoft.com/office/2019/extlst" xmlns:r="http://schemas.openxmlformats.org/officeDocument/2006/relationships" xmlns:m="http://schemas.openxmlformats.org/officeDocument/2006/math" xmlns:v="urn:schemas-microsoft-com:vml" xmlns:wp14="http://schemas.microsoft.com/office/word/2010/wordprocessingDrawing" xmlns:wp="http://schemas.openxmlformats.org/drawingml/2006/wordprocessingDrawing" xmlns:w10="urn:schemas-microsoft-com:office:word" xmlns:w="http://schemas.openxmlformats.org/wordprocessingml/2006/main" xmlns:w14="http://schemas.microsoft.com/office/word/2010/wordml" xmlns:w15="http://schemas.microsoft.com/office/word/2012/wordml" xmlns:w16cex="http://schemas.microsoft.com/office/word/2018/wordml/cex" xmlns:w16cid="http://schemas.microsoft.com/office/word/2016/wordml/cid" xmlns:w16="http://schemas.microsoft.com/office/word/2018/wordml" xmlns:w16du="http://schemas.microsoft.com/office/word/2023/wordml/word16du" xmlns:w16sdtdh="http://schemas.microsoft.com/office/word/2020/wordml/sdtdatahash" xmlns:w16sdtfl="http://schemas.microsoft.com/office/word/2024/wordml/sdtformatlock" xmlns:w16se="http://schemas.microsoft.com/office/word/2015/wordml/symex" xmlns:wpg="http://schemas.microsoft.com/office/word/2010/wordprocessingGroup" xmlns:wpi="http://schemas.microsoft.com/office/word/2010/wordprocessingInk" xmlns:wne="http://schemas.microsoft.com/office/word/2006/wordml" xmlns:wps="http://schemas.microsoft.com/office/word/2010/wordprocessingShape" mc:Ignorable="w14 w15 w16se w16cid w16 w16cex w16sdtdh w16sdtfl w16du wp14">
+  <w:abstractNum w:abstractNumId="0" w15:restartNumberingAfterBreak="0">
+    <w:nsid w:val="75D241AE"/>
+    <w:multiLevelType w:val="hybridMultilevel"/>
+    <w:tmpl w:val="3EFA6FCA"/>
+    <w:lvl w:ilvl="0" w:tplc="280A000F">
+      <w:start w:val="1"/>
+      <w:numFmt w:val="decimal"/>
+      <w:lvlText w:val="%1."/>
+      <w:lvlJc w:val="left"/>
+      <w:pPr>
+        <w:ind w:left="720" w:hanging="360"/>
+      </w:pPr>
+      <w:rPr>
+        <w:rFonts w:hint="default"/>
+      </w:rPr>
+    </w:lvl>
+    <w:lvl w:ilvl="1" w:tplc="280A0019" w:tentative="1">
+      <w:start w:val="1"/>
+      <w:numFmt w:val="lowerLetter"/>
+      <w:lvlText w:val="%2."/>
+      <w:lvlJc w:val="left"/>
+      <w:pPr>
+        <w:ind w:left="1440" w:hanging="360"/>
+      </w:pPr>
+    </w:lvl>
+    <w:lvl w:ilvl="2" w:tplc="280A001B" w:tentative="1">
+      <w:start w:val="1"/>
+      <w:numFmt w:val="lowerRoman"/>
+      <w:lvlText w:val="%3."/>
+      <w:lvlJc w:val="right"/>
+      <w:pPr>
+        <w:ind w:left="2160" w:hanging="180"/>
+      </w:pPr>
+    </w:lvl>
+    <w:lvl w:ilvl="3" w:tplc="280A000F" w:tentative="1">
+      <w:start w:val="1"/>
+      <w:numFmt w:val="decimal"/>
+      <w:lvlText w:val="%4."/>
+      <w:lvlJc w:val="left"/>
+      <w:pPr>
+        <w:ind w:left="2880" w:hanging="360"/>
+      </w:pPr>
+    </w:lvl>
+    <w:lvl w:ilvl="4" w:tplc="280A0019" w:tentative="1">
+      <w:start w:val="1"/>
+      <w:numFmt w:val="lowerLetter"/>
+      <w:lvlText w:val="%5."/>
+      <w:lvlJc w:val="left"/>
+      <w:pPr>
+        <w:ind w:left="3600" w:hanging="360"/>
+      </w:pPr>
+    </w:lvl>
+    <w:lvl w:ilvl="5" w:tplc="280A001B" w:tentative="1">
+      <w:start w:val="1"/>
+      <w:numFmt w:val="lowerRoman"/>
+      <w:lvlText w:val="%6."/>
+      <w:lvlJc w:val="right"/>
+      <w:pPr>
+        <w:ind w:left="4320" w:hanging="180"/>
+      </w:pPr>
+    </w:lvl>
+    <w:lvl w:ilvl="6" w:tplc="280A000F" w:tentative="1">
+      <w:start w:val="1"/>
+      <w:numFmt w:val="decimal"/>
+      <w:lvlText w:val="%7."/>
+      <w:lvlJc w:val="left"/>
+      <w:pPr>
+        <w:ind w:left="5040" w:hanging="360"/>
+      </w:pPr>
+    </w:lvl>
+    <w:lvl w:ilvl="7" w:tplc="280A0019" w:tentative="1">
+      <w:start w:val="1"/>
+      <w:numFmt w:val="lowerLetter"/>
+      <w:lvlText w:val="%8."/>
+      <w:lvlJc w:val="left"/>
+      <w:pPr>
+        <w:ind w:left="5760" w:hanging="360"/>
+      </w:pPr>
+    </w:lvl>
+    <w:lvl w:ilvl="8" w:tplc="280A001B" w:tentative="1">
+      <w:start w:val="1"/>
+      <w:numFmt w:val="lowerRoman"/>
+      <w:lvlText w:val="%9."/>
+      <w:lvlJc w:val="right"/>
+      <w:pPr>
+        <w:ind w:left="6480" w:hanging="180"/>
+      </w:pPr>
+    </w:lvl>
+  </w:abstractNum>
+  <w:num w:numId="1" w16cid:durableId="604000044">
+    <w:abstractNumId w:val="0"/>
+  </w:num>
+</w:numbering>
 </file>
 
 <file path=word/styles.xml><?xml version="1.0" encoding="utf-8"?>
